--- a/livrables/lecons/2026-07-19_lecon-hypnose_06_approfondissement-ratification-transe.docx
+++ b/livrables/lecons/2026-07-19_lecon-hypnose_06_approfondissement-ratification-transe.docx
@@ -1903,7 +1903,7 @@
           <w:sz w:val="22"/>
           <w:szCs w:val="22"/>
         </w:rPr>
-        <w:t xml:space="preserve">Rendez-vous dimanche prochain.</w:t>
+        <w:t xml:space="preserve">Rendez-vous mardi 28 juillet.</w:t>
       </w:r>
     </w:p>
     <w:p>
